--- a/2nd year/ЛЕХА/отчет лб 3 .docx
+++ b/2nd year/ЛЕХА/отчет лб 3 .docx
@@ -376,23 +376,7 @@
           <w:sz w:val="28"/>
           <w:szCs w:val="28"/>
         </w:rPr>
-        <w:t xml:space="preserve">24кир2 </w:t>
-      </w:r>
-      <w:proofErr w:type="spellStart"/>
-      <w:r>
-        <w:rPr>
-          <w:sz w:val="28"/>
-          <w:szCs w:val="28"/>
-        </w:rPr>
-        <w:t>Суетов</w:t>
-      </w:r>
-      <w:proofErr w:type="spellEnd"/>
-      <w:r>
-        <w:rPr>
-          <w:sz w:val="28"/>
-          <w:szCs w:val="28"/>
-        </w:rPr>
-        <w:t xml:space="preserve"> К.В.</w:t>
+        <w:t>24кир2 Суетов К.В.</w:t>
       </w:r>
     </w:p>
     <w:p>
@@ -418,17 +402,8 @@
           <w:sz w:val="28"/>
           <w:szCs w:val="28"/>
         </w:rPr>
-        <w:t xml:space="preserve">Шилов </w:t>
-      </w:r>
-      <w:proofErr w:type="spellStart"/>
-      <w:r>
-        <w:rPr>
-          <w:sz w:val="28"/>
-          <w:szCs w:val="28"/>
-        </w:rPr>
-        <w:t>А.Юю</w:t>
-      </w:r>
-      <w:proofErr w:type="spellEnd"/>
+        <w:t>Шилов А.Юю</w:t>
+      </w:r>
     </w:p>
     <w:p>
       <w:pPr>
@@ -696,23 +671,7 @@
           <w:szCs w:val="28"/>
           <w:lang w:val="en-US"/>
         </w:rPr>
-        <w:t xml:space="preserve">        </w:t>
-      </w:r>
-      <w:proofErr w:type="spellStart"/>
-      <w:r>
-        <w:rPr>
-          <w:szCs w:val="28"/>
-          <w:lang w:val="en-US"/>
-        </w:rPr>
-        <w:t>Console.Write</w:t>
-      </w:r>
-      <w:proofErr w:type="spellEnd"/>
-      <w:r>
-        <w:rPr>
-          <w:szCs w:val="28"/>
-          <w:lang w:val="en-US"/>
-        </w:rPr>
-        <w:t>("</w:t>
+        <w:t xml:space="preserve">        Console.Write("</w:t>
       </w:r>
       <w:r>
         <w:rPr>
@@ -755,23 +714,7 @@
           <w:szCs w:val="28"/>
           <w:lang w:val="en-US"/>
         </w:rPr>
-        <w:t xml:space="preserve">        string s = </w:t>
-      </w:r>
-      <w:proofErr w:type="spellStart"/>
-      <w:r>
-        <w:rPr>
-          <w:szCs w:val="28"/>
-          <w:lang w:val="en-US"/>
-        </w:rPr>
-        <w:t>Console.ReadLine</w:t>
-      </w:r>
-      <w:proofErr w:type="spellEnd"/>
-      <w:r>
-        <w:rPr>
-          <w:szCs w:val="28"/>
-          <w:lang w:val="en-US"/>
-        </w:rPr>
-        <w:t>();</w:t>
+        <w:t xml:space="preserve">        string s = Console.ReadLine();</w:t>
       </w:r>
     </w:p>
     <w:p>
@@ -1051,14 +994,13 @@
       </w:pPr>
       <w:r>
         <w:rPr>
-          <w:noProof/>
           <w:szCs w:val="28"/>
         </w:rPr>
         <w:drawing>
-          <wp:inline distT="0" distB="0" distL="0" distR="0" wp14:anchorId="2F3F2932" wp14:editId="251C2FD1">
-            <wp:extent cx="2095792" cy="1038370"/>
-            <wp:effectExtent l="0" t="0" r="0" b="9525"/>
-            <wp:docPr id="258032109" name="Рисунок 1"/>
+          <wp:inline distT="0" distB="0" distL="0" distR="0" wp14:anchorId="5E826940" wp14:editId="481EF7D2">
+            <wp:extent cx="5940425" cy="3341370"/>
+            <wp:effectExtent l="0" t="0" r="3175" b="0"/>
+            <wp:docPr id="1239875424" name="Рисунок 1"/>
             <wp:cNvGraphicFramePr>
               <a:graphicFrameLocks xmlns:a="http://schemas.openxmlformats.org/drawingml/2006/main" noChangeAspect="1"/>
             </wp:cNvGraphicFramePr>
@@ -1066,7 +1008,7 @@
               <a:graphicData uri="http://schemas.openxmlformats.org/drawingml/2006/picture">
                 <pic:pic xmlns:pic="http://schemas.openxmlformats.org/drawingml/2006/picture">
                   <pic:nvPicPr>
-                    <pic:cNvPr id="258032109" name=""/>
+                    <pic:cNvPr id="1239875424" name=""/>
                     <pic:cNvPicPr/>
                   </pic:nvPicPr>
                   <pic:blipFill>
@@ -1078,7 +1020,7 @@
                   <pic:spPr>
                     <a:xfrm>
                       <a:off x="0" y="0"/>
-                      <a:ext cx="2095792" cy="1038370"/>
+                      <a:ext cx="5940425" cy="3341370"/>
                     </a:xfrm>
                     <a:prstGeom prst="rect">
                       <a:avLst/>
@@ -1119,21 +1061,7 @@
           <w:szCs w:val="28"/>
         </w:rPr>
         <w:br/>
-        <w:t xml:space="preserve">Используя оператор </w:t>
-      </w:r>
-      <w:proofErr w:type="spellStart"/>
-      <w:r>
-        <w:rPr>
-          <w:szCs w:val="28"/>
-        </w:rPr>
-        <w:t>new</w:t>
-      </w:r>
-      <w:proofErr w:type="spellEnd"/>
-      <w:r>
-        <w:rPr>
-          <w:szCs w:val="28"/>
-        </w:rPr>
-        <w:t xml:space="preserve"> с переменной:</w:t>
+        <w:t>Используя оператор new с переменной:</w:t>
       </w:r>
       <w:r>
         <w:rPr>
@@ -1141,61 +1069,12 @@
         </w:rPr>
         <w:br/>
       </w:r>
-      <w:proofErr w:type="spellStart"/>
-      <w:r>
-        <w:rPr>
-          <w:szCs w:val="28"/>
-        </w:rPr>
-        <w:t>int</w:t>
-      </w:r>
-      <w:proofErr w:type="spellEnd"/>
-      <w:r>
-        <w:rPr>
-          <w:szCs w:val="28"/>
-        </w:rPr>
-        <w:t xml:space="preserve">[] </w:t>
-      </w:r>
-      <w:proofErr w:type="spellStart"/>
-      <w:r>
-        <w:rPr>
-          <w:szCs w:val="28"/>
-        </w:rPr>
-        <w:t>arr</w:t>
-      </w:r>
-      <w:proofErr w:type="spellEnd"/>
-      <w:r>
-        <w:rPr>
-          <w:szCs w:val="28"/>
-        </w:rPr>
-        <w:t xml:space="preserve"> = </w:t>
-      </w:r>
-      <w:proofErr w:type="spellStart"/>
-      <w:r>
-        <w:rPr>
-          <w:szCs w:val="28"/>
-        </w:rPr>
-        <w:t>new</w:t>
-      </w:r>
-      <w:proofErr w:type="spellEnd"/>
-      <w:r>
-        <w:rPr>
-          <w:szCs w:val="28"/>
-        </w:rPr>
-        <w:t xml:space="preserve"> </w:t>
-      </w:r>
-      <w:proofErr w:type="spellStart"/>
-      <w:r>
-        <w:rPr>
-          <w:szCs w:val="28"/>
-        </w:rPr>
-        <w:t>int</w:t>
-      </w:r>
-      <w:proofErr w:type="spellEnd"/>
-      <w:r>
-        <w:rPr>
-          <w:szCs w:val="28"/>
-        </w:rPr>
-        <w:t>[n];, где n – введённое пользователем целое число.</w:t>
+      <w:r>
+        <w:rPr>
+          <w:szCs w:val="28"/>
+        </w:rPr>
+        <w:lastRenderedPageBreak/>
+        <w:t>int[] arr = new int[n];, где n – введённое пользователем целое число.</w:t>
       </w:r>
       <w:r>
         <w:rPr>
@@ -1215,21 +1094,7 @@
           <w:szCs w:val="28"/>
         </w:rPr>
         <w:br/>
-        <w:t>Массив – это объект, размещаемый в куче (</w:t>
-      </w:r>
-      <w:proofErr w:type="spellStart"/>
-      <w:r>
-        <w:rPr>
-          <w:szCs w:val="28"/>
-        </w:rPr>
-        <w:t>heap</w:t>
-      </w:r>
-      <w:proofErr w:type="spellEnd"/>
-      <w:r>
-        <w:rPr>
-          <w:szCs w:val="28"/>
-        </w:rPr>
-        <w:t>). Переменная массива содержит ссылку на этот объект, а не сами данные. Это позволяет передавать массив по ссылке без копирования.</w:t>
+        <w:t>Массив – это объект, размещаемый в куче (heap). Переменная массива содержит ссылку на этот объект, а не сами данные. Это позволяет передавать массив по ссылке без копирования.</w:t>
       </w:r>
       <w:r>
         <w:rPr>
@@ -3278,6 +3143,7 @@
   <w:style w:type="character" w:default="1" w:styleId="a0">
     <w:name w:val="Default Paragraph Font"/>
     <w:uiPriority w:val="1"/>
+    <w:semiHidden/>
     <w:unhideWhenUsed/>
   </w:style>
   <w:style w:type="table" w:default="1" w:styleId="a1">
